--- a/assets/ISH_REJASI_9_SINF.docx
+++ b/assets/ISH_REJASI_9_SINF.docx
@@ -199,7 +199,7 @@
           <w:color w:val="1E3A8A"/>
           <w:sz w:val="24"/>
         </w:rPr>
-        <w:t>Kohorta: 9-sinf: Junior Vibecoders &amp; DevOps (DevOps Track) — Yillik Reja (36 Hafta / 182 Soat)</w:t>
+        <w:t>Kohorta: 9-sinf: Junior Vibecoders &amp; DevOps (DevOps Track) — Yillik Reja (36 Hafta / 183 Soat)</w:t>
       </w:r>
     </w:p>
     <w:p>
@@ -226,7 +226,7 @@
           <w:color w:val="1E40AF"/>
           <w:sz w:val="20"/>
         </w:rPr>
-        <w:t>📚 1-Chorak: Prompt Engineering, AI Dizayn va Kiberxavfsizlik (9 hafta, 47 soat)</w:t>
+        <w:t>📚 1-Chorak: Prompt Engineering, AI Dizayn va Kiberxavfsizlik (9 hafta, 48 soat)</w:t>
       </w:r>
     </w:p>
     <w:tbl>
@@ -4057,7 +4057,7 @@
                 <w:rFonts w:ascii="Arial" w:hAnsi="Arial"/>
                 <w:sz w:val="15"/>
               </w:rPr>
-              <w:t>SQL Lab &amp; Simulyator</w:t>
+              <w:t>Interaktiv Lab</w:t>
             </w:r>
           </w:p>
         </w:tc>
@@ -4238,7 +4238,7 @@
                 <w:rFonts w:ascii="Arial" w:hAnsi="Arial"/>
                 <w:sz w:val="15"/>
               </w:rPr>
-              <w:t>Express API Studio</w:t>
+              <w:t>Interaktiv Lab</w:t>
             </w:r>
           </w:p>
         </w:tc>
@@ -4289,7 +4289,7 @@
                 <w:b/>
                 <w:sz w:val="15"/>
               </w:rPr>
-              <w:t>4-h/20</w:t>
+              <w:t>4-h/19.5</w:t>
             </w:r>
           </w:p>
         </w:tc>
@@ -4311,7 +4311,7 @@
                 <w:b/>
                 <w:sz w:val="15"/>
               </w:rPr>
-              <w:t>Full-Stack Deploy va Demo Day: Prodaction Muhandislik</w:t>
+              <w:t>Vibecoding E-Commerce Backend: Users, Orders &amp; Postman API</w:t>
             </w:r>
           </w:p>
         </w:tc>
@@ -4356,7 +4356,7 @@
                 <w:rFonts w:ascii="Arial" w:hAnsi="Arial"/>
                 <w:sz w:val="15"/>
               </w:rPr>
-              <w:t>Full-Stack Deploy</w:t>
+              <w:t>Amaliy</w:t>
             </w:r>
           </w:p>
         </w:tc>
@@ -4377,7 +4377,7 @@
                 <w:rFonts w:ascii="Arial" w:hAnsi="Arial"/>
                 <w:sz w:val="15"/>
               </w:rPr>
-              <w:t>Frontend va Backendni integratsiya qilish, CORS sozlash, Bulutli deploy, Domen va SSL</w:t>
+              <w:t>users и orders , внедряем проверку баланса, реализуем все методы CRUD (GET, POST</w:t>
             </w:r>
           </w:p>
         </w:tc>
@@ -4398,7 +4398,7 @@
                 <w:rFonts w:ascii="Arial" w:hAnsi="Arial"/>
                 <w:sz w:val="15"/>
               </w:rPr>
-              <w:t>Internetda real ishlayotgan to'liq Full-Stack loyiha va mobil QR kod</w:t>
+              <w:t>Amaliy ish varaqasi va kod</w:t>
             </w:r>
           </w:p>
         </w:tc>
@@ -4419,7 +4419,7 @@
                 <w:rFonts w:ascii="Arial" w:hAnsi="Arial"/>
                 <w:sz w:val="15"/>
               </w:rPr>
-              <w:t>Render / Railway, Vercel, Supabase</w:t>
+              <w:t>Interaktiv Studio</w:t>
             </w:r>
           </w:p>
         </w:tc>
@@ -4470,7 +4470,7 @@
                 <w:b/>
                 <w:sz w:val="15"/>
               </w:rPr>
-              <w:t>5-h/21</w:t>
+              <w:t>4-h/20</w:t>
             </w:r>
           </w:p>
         </w:tc>
@@ -4492,7 +4492,7 @@
                 <w:b/>
                 <w:sz w:val="15"/>
               </w:rPr>
-              <w:t>Linux Server Xavfsizligi va SSH Himoyasi</w:t>
+              <w:t>Full-Stack Deploy va Demo Day: Prodaction Muhandislik</w:t>
             </w:r>
           </w:p>
         </w:tc>
@@ -4537,7 +4537,7 @@
                 <w:rFonts w:ascii="Arial" w:hAnsi="Arial"/>
                 <w:sz w:val="15"/>
               </w:rPr>
-              <w:t>Amaliy</w:t>
+              <w:t>Full-Stack Deploy</w:t>
             </w:r>
           </w:p>
         </w:tc>
@@ -4558,7 +4558,7 @@
                 <w:rFonts w:ascii="Arial" w:hAnsi="Arial"/>
                 <w:sz w:val="15"/>
               </w:rPr>
-              <w:t>Brute-force перебора паролей. Стандартные настройки и открытый root-пароль — пря</w:t>
+              <w:t>Frontend va Backendni integratsiya qilish, CORS sozlash, Bulutli deploy, Domen va SSL</w:t>
             </w:r>
           </w:p>
         </w:tc>
@@ -4579,7 +4579,7 @@
                 <w:rFonts w:ascii="Arial" w:hAnsi="Arial"/>
                 <w:sz w:val="15"/>
               </w:rPr>
-              <w:t>Amaliy ish varaqasi va kod</w:t>
+              <w:t>Internetda real ishlayotgan to'liq Full-Stack loyiha va mobil QR kod</w:t>
             </w:r>
           </w:p>
         </w:tc>
@@ -4600,7 +4600,7 @@
                 <w:rFonts w:ascii="Arial" w:hAnsi="Arial"/>
                 <w:sz w:val="15"/>
               </w:rPr>
-              <w:t>VS Code / Brauzer</w:t>
+              <w:t>Render / Railway, Vercel, Supabase</w:t>
             </w:r>
           </w:p>
         </w:tc>
@@ -4651,7 +4651,7 @@
                 <w:b/>
                 <w:sz w:val="15"/>
               </w:rPr>
-              <w:t>5-h/22</w:t>
+              <w:t>5-h/21</w:t>
             </w:r>
           </w:p>
         </w:tc>
@@ -4673,7 +4673,7 @@
                 <w:b/>
                 <w:sz w:val="15"/>
               </w:rPr>
-              <w:t>Tarmoq Xavfsizligi va Paket Tahlili</w:t>
+              <w:t>Linux Server Xavfsizligi va SSH Himoyasi</w:t>
             </w:r>
           </w:p>
         </w:tc>
@@ -4739,7 +4739,7 @@
                 <w:rFonts w:ascii="Arial" w:hAnsi="Arial"/>
                 <w:sz w:val="15"/>
               </w:rPr>
-              <w:t>тысячи мелких сетевых пакетов . Если трафик не зашифрован (HTTP), любой находящи</w:t>
+              <w:t>Brute-force перебора паролей. Стандартные настройки и открытый root-пароль — пря</w:t>
             </w:r>
           </w:p>
         </w:tc>
@@ -4832,7 +4832,7 @@
                 <w:b/>
                 <w:sz w:val="15"/>
               </w:rPr>
-              <w:t>5-h/23</w:t>
+              <w:t>5-h/22</w:t>
             </w:r>
           </w:p>
         </w:tc>
@@ -4854,7 +4854,7 @@
                 <w:b/>
                 <w:sz w:val="15"/>
               </w:rPr>
-              <w:t>Veb Zaifliklari va OWASP Top 10: SQLi &amp; XSS</w:t>
+              <w:t>Tarmoq Xavfsizligi va Paket Tahlili</w:t>
             </w:r>
           </w:p>
         </w:tc>
@@ -4899,7 +4899,7 @@
                 <w:rFonts w:ascii="Arial" w:hAnsi="Arial"/>
                 <w:sz w:val="15"/>
               </w:rPr>
-              <w:t>Kiber-Himoya</w:t>
+              <w:t>Amaliy</w:t>
             </w:r>
           </w:p>
         </w:tc>
@@ -4920,7 +4920,7 @@
                 <w:rFonts w:ascii="Arial" w:hAnsi="Arial"/>
                 <w:sz w:val="15"/>
               </w:rPr>
-              <w:t>OWASP Top 10, SQL Injection (SQLi), Cross-Site Scripting (XSS), Kiruvchi ma'lumotlarni tozalash</w:t>
+              <w:t>тысячи мелких сетевых пакетов . Если трафик не зашифрован (HTTP), любой находящи</w:t>
             </w:r>
           </w:p>
         </w:tc>
@@ -4941,7 +4941,7 @@
                 <w:rFonts w:ascii="Arial" w:hAnsi="Arial"/>
                 <w:sz w:val="15"/>
               </w:rPr>
-              <w:t>SQLi va XSS hujumlariga qarshi mustahkamlangan xavfsiz forma kodi</w:t>
+              <w:t>Amaliy ish varaqasi va kod</w:t>
             </w:r>
           </w:p>
         </w:tc>
@@ -4962,7 +4962,7 @@
                 <w:rFonts w:ascii="Arial" w:hAnsi="Arial"/>
                 <w:sz w:val="15"/>
               </w:rPr>
-              <w:t>OWASP ZAP, DVWA / WebGoat, Burp Suite</w:t>
+              <w:t>VS Code / Brauzer</w:t>
             </w:r>
           </w:p>
         </w:tc>
@@ -5013,7 +5013,7 @@
                 <w:b/>
                 <w:sz w:val="15"/>
               </w:rPr>
-              <w:t>5-h/24</w:t>
+              <w:t>5-h/23</w:t>
             </w:r>
           </w:p>
         </w:tc>
@@ -5035,7 +5035,7 @@
                 <w:b/>
                 <w:sz w:val="15"/>
               </w:rPr>
-              <w:t>Autentifikatsiya, JWT va 2FA Himoyasi</w:t>
+              <w:t>Veb Zaifliklari va OWASP Top 10: SQLi &amp; XSS</w:t>
             </w:r>
           </w:p>
         </w:tc>
@@ -5080,7 +5080,7 @@
                 <w:rFonts w:ascii="Arial" w:hAnsi="Arial"/>
                 <w:sz w:val="15"/>
               </w:rPr>
-              <w:t>Amaliy</w:t>
+              <w:t>Kiber-Himoya</w:t>
             </w:r>
           </w:p>
         </w:tc>
@@ -5101,7 +5101,7 @@
                 <w:rFonts w:ascii="Arial" w:hAnsi="Arial"/>
                 <w:sz w:val="15"/>
               </w:rPr>
-              <w:t>JSON Web Token (JWT) и двухфакторную аутентификацию 2FA (TOTP) . Сегодня вы разб</w:t>
+              <w:t>OWASP Top 10, SQL Injection (SQLi), Cross-Site Scripting (XSS), Kiruvchi ma'lumotlarni tozalash</w:t>
             </w:r>
           </w:p>
         </w:tc>
@@ -5122,7 +5122,7 @@
                 <w:rFonts w:ascii="Arial" w:hAnsi="Arial"/>
                 <w:sz w:val="15"/>
               </w:rPr>
-              <w:t>Amaliy ish varaqasi va kod</w:t>
+              <w:t>SQLi va XSS hujumlariga qarshi mustahkamlangan xavfsiz forma kodi</w:t>
             </w:r>
           </w:p>
         </w:tc>
@@ -5143,7 +5143,7 @@
                 <w:rFonts w:ascii="Arial" w:hAnsi="Arial"/>
                 <w:sz w:val="15"/>
               </w:rPr>
-              <w:t>VS Code / Brauzer</w:t>
+              <w:t>OWASP ZAP, DVWA / WebGoat, Burp Suite</w:t>
             </w:r>
           </w:p>
         </w:tc>
@@ -5194,7 +5194,7 @@
                 <w:b/>
                 <w:sz w:val="15"/>
               </w:rPr>
-              <w:t>5-h/25</w:t>
+              <w:t>5-h/24</w:t>
             </w:r>
           </w:p>
         </w:tc>
@@ -5216,7 +5216,7 @@
                 <w:b/>
                 <w:sz w:val="15"/>
               </w:rPr>
-              <w:t>Kiber-Hujum Simulyatsiyasi: CTF &amp; Red/Blue Team</w:t>
+              <w:t>Autentifikatsiya, JWT va 2FA Himoyasi</w:t>
             </w:r>
           </w:p>
         </w:tc>
@@ -5282,7 +5282,7 @@
                 <w:rFonts w:ascii="Arial" w:hAnsi="Arial"/>
                 <w:sz w:val="15"/>
               </w:rPr>
-              <w:t>CTF (Capture The Flag) между командами Red Team (атака) и Blue Team (защита) . С</w:t>
+              <w:t>JSON Web Token (JWT) и двухфакторную аутентификацию 2FA (TOTP) . Сегодня вы разб</w:t>
             </w:r>
           </w:p>
         </w:tc>
@@ -5375,7 +5375,7 @@
                 <w:b/>
                 <w:sz w:val="15"/>
               </w:rPr>
-              <w:t>6-hafta</w:t>
+              <w:t>5-h/25</w:t>
             </w:r>
           </w:p>
         </w:tc>
@@ -5397,7 +5397,7 @@
                 <w:b/>
                 <w:sz w:val="15"/>
               </w:rPr>
-              <w:t>Ilg'or Backend Muhandisligi: MVC va Relyatsion Bog'lanishlar</w:t>
+              <w:t>Kiber-Hujum Simulyatsiyasi: CTF &amp; Red/Blue Team</w:t>
             </w:r>
           </w:p>
         </w:tc>
@@ -5421,7 +5421,7 @@
                 <w:rFonts w:ascii="Arial" w:hAnsi="Arial"/>
                 <w:sz w:val="15"/>
               </w:rPr>
-              <w:t>5</w:t>
+              <w:t>1</w:t>
             </w:r>
           </w:p>
         </w:tc>
@@ -5442,7 +5442,7 @@
                 <w:rFonts w:ascii="Arial" w:hAnsi="Arial"/>
                 <w:sz w:val="15"/>
               </w:rPr>
-              <w:t>Backend Lab</w:t>
+              <w:t>Amaliy</w:t>
             </w:r>
           </w:p>
         </w:tc>
@@ -5463,7 +5463,7 @@
                 <w:rFonts w:ascii="Arial" w:hAnsi="Arial"/>
                 <w:sz w:val="15"/>
               </w:rPr>
-              <w:t>MVC (Model-View-Controller) arxitekturasi, Middleware zanjirlari, SQLite da Foreign Keys (Tashqi kalitlar), 1-to-Many va Many-to-Many bog'lanishlar</w:t>
+              <w:t>CTF (Capture The Flag) между командами Red Team (атака) и Blue Team (защита) . С</w:t>
             </w:r>
           </w:p>
         </w:tc>
@@ -5484,7 +5484,7 @@
                 <w:rFonts w:ascii="Arial" w:hAnsi="Arial"/>
                 <w:sz w:val="15"/>
               </w:rPr>
-              <w:t>Mijozlar, buyurtmalar va mahsulotlarni o'zaro bog'lovchi to'liq relyatsion Express REST API</w:t>
+              <w:t>Amaliy ish varaqasi va kod</w:t>
             </w:r>
           </w:p>
         </w:tc>
@@ -5505,7 +5505,7 @@
                 <w:rFonts w:ascii="Arial" w:hAnsi="Arial"/>
                 <w:sz w:val="15"/>
               </w:rPr>
-              <w:t>Node.js, Express.js, SQLite, Postman</w:t>
+              <w:t>VS Code / Brauzer</w:t>
             </w:r>
           </w:p>
         </w:tc>
@@ -5556,7 +5556,7 @@
                 <w:b/>
                 <w:sz w:val="15"/>
               </w:rPr>
-              <w:t>7-hafta</w:t>
+              <w:t>6-hafta</w:t>
             </w:r>
           </w:p>
         </w:tc>
@@ -5578,7 +5578,7 @@
                 <w:b/>
                 <w:sz w:val="15"/>
               </w:rPr>
-              <w:t>Veb-Ilova Kiber-Xavfsizligi: XSS, CSRF va Input Sanitization</w:t>
+              <w:t>Ilg'or Backend Muhandisligi: MVC va Relyatsion Bog'lanishlar</w:t>
             </w:r>
           </w:p>
         </w:tc>
@@ -5623,7 +5623,7 @@
                 <w:rFonts w:ascii="Arial" w:hAnsi="Arial"/>
                 <w:sz w:val="15"/>
               </w:rPr>
-              <w:t>Xavfsizlik Lab</w:t>
+              <w:t>Backend Lab</w:t>
             </w:r>
           </w:p>
         </w:tc>
@@ -5644,7 +5644,7 @@
                 <w:rFonts w:ascii="Arial" w:hAnsi="Arial"/>
                 <w:sz w:val="15"/>
               </w:rPr>
-              <w:t>Cross-Site Scripting (XSS) mudofaasi, CSRF tokenlar, Helmet kutubxonasi, SQL Injection ga qarshi tayyorlangan so'rovlar (Prepared Statements)</w:t>
+              <w:t>MVC (Model-View-Controller) arxitekturasi, Middleware zanjirlari, SQLite da Foreign Keys (Tashqi kalitlar), 1-to-Many va Many-to-Many bog'lanishlar</w:t>
             </w:r>
           </w:p>
         </w:tc>
@@ -5665,7 +5665,7 @@
                 <w:rFonts w:ascii="Arial" w:hAnsi="Arial"/>
                 <w:sz w:val="15"/>
               </w:rPr>
-              <w:t>Xakerlik hujumlariga qarshi mustahkamlangan va xavfsizlik testlaridan o'tgan Express serveri</w:t>
+              <w:t>Mijozlar, buyurtmalar va mahsulotlarni o'zaro bog'lovchi to'liq relyatsion Express REST API</w:t>
             </w:r>
           </w:p>
         </w:tc>
@@ -5686,7 +5686,7 @@
                 <w:rFonts w:ascii="Arial" w:hAnsi="Arial"/>
                 <w:sz w:val="15"/>
               </w:rPr>
-              <w:t>Helmet.js, DOMPurify, Express-Validator, Burp Suite</w:t>
+              <w:t>Node.js, Express.js, SQLite, Postman</w:t>
             </w:r>
           </w:p>
         </w:tc>
@@ -5737,7 +5737,7 @@
                 <w:b/>
                 <w:sz w:val="15"/>
               </w:rPr>
-              <w:t>8-hafta</w:t>
+              <w:t>7-hafta</w:t>
             </w:r>
           </w:p>
         </w:tc>
@@ -5759,7 +5759,7 @@
                 <w:b/>
                 <w:sz w:val="15"/>
               </w:rPr>
-              <w:t>1-Chorak Oraliq Nazorat: Full-Stack Xavfsiz Servis Imtihoni</w:t>
+              <w:t>Veb-Ilova Kiber-Xavfsizligi: XSS, CSRF va Input Sanitization</w:t>
             </w:r>
           </w:p>
         </w:tc>
@@ -5804,7 +5804,7 @@
                 <w:rFonts w:ascii="Arial" w:hAnsi="Arial"/>
                 <w:sz w:val="15"/>
               </w:rPr>
-              <w:t>Oraliq Imtihon</w:t>
+              <w:t>Xavfsizlik Lab</w:t>
             </w:r>
           </w:p>
         </w:tc>
@@ -5825,7 +5825,7 @@
                 <w:rFonts w:ascii="Arial" w:hAnsi="Arial"/>
                 <w:sz w:val="15"/>
               </w:rPr>
-              <w:t>Frontend interfeysini xavfsiz backend va SQLite bazasi bilan integratsiya qilish, Docker konteynerida ishga tushirish</w:t>
+              <w:t>Cross-Site Scripting (XSS) mudofaasi, CSRF tokenlar, Helmet kutubxonasi, SQL Injection ga qarshi tayyorlangan so'rovlar (Prepared Statements)</w:t>
             </w:r>
           </w:p>
         </w:tc>
@@ -5846,7 +5846,7 @@
                 <w:rFonts w:ascii="Arial" w:hAnsi="Arial"/>
                 <w:sz w:val="15"/>
               </w:rPr>
-              <w:t>Oraliq nazorat topshirig'i bo'yicha to'liq ishga tushirilgan va sinovdan o'tgan Full-Stack ilova (10 ballik mezon)</w:t>
+              <w:t>Xakerlik hujumlariga qarshi mustahkamlangan va xavfsizlik testlaridan o'tgan Express serveri</w:t>
             </w:r>
           </w:p>
         </w:tc>
@@ -5867,7 +5867,7 @@
                 <w:rFonts w:ascii="Arial" w:hAnsi="Arial"/>
                 <w:sz w:val="15"/>
               </w:rPr>
-              <w:t>Docker, Express, SQLite, Vanilla JS, Jest</w:t>
+              <w:t>Helmet.js, DOMPurify, Express-Validator, Burp Suite</w:t>
             </w:r>
           </w:p>
         </w:tc>
@@ -5918,7 +5918,7 @@
                 <w:b/>
                 <w:sz w:val="15"/>
               </w:rPr>
-              <w:t>9-hafta</w:t>
+              <w:t>8-hafta</w:t>
             </w:r>
           </w:p>
         </w:tc>
@@ -5940,7 +5940,7 @@
                 <w:b/>
                 <w:sz w:val="15"/>
               </w:rPr>
-              <w:t>1-Chorak Demo Day: Ishlab Turgan Full-Stack Veb-Servislar Taqdimoti</w:t>
+              <w:t>1-Chorak Oraliq Nazorat: Full-Stack Xavfsiz Servis Imtihoni</w:t>
             </w:r>
           </w:p>
         </w:tc>
@@ -5985,7 +5985,7 @@
                 <w:rFonts w:ascii="Arial" w:hAnsi="Arial"/>
                 <w:sz w:val="15"/>
               </w:rPr>
-              <w:t>Demo Day / Taqdimot</w:t>
+              <w:t>Oraliq Imtihon</w:t>
             </w:r>
           </w:p>
         </w:tc>
@@ -6006,7 +6006,7 @@
                 <w:rFonts w:ascii="Arial" w:hAnsi="Arial"/>
                 <w:sz w:val="15"/>
               </w:rPr>
-              <w:t>Loyiha taqdimoti, Texnik arxitekturani tushuntirish, Jonli serverni ko'rsatish, Savol-javob madaniyati</w:t>
+              <w:t>Frontend interfeysini xavfsiz backend va SQLite bazasi bilan integratsiya qilish, Docker konteynerida ishga tushirish</w:t>
             </w:r>
           </w:p>
         </w:tc>
@@ -6027,7 +6027,7 @@
                 <w:rFonts w:ascii="Arial" w:hAnsi="Arial"/>
                 <w:sz w:val="15"/>
               </w:rPr>
-              <w:t>Internetda ishlayotgan shaxsiy Full-Stack loyiha portfeli va 1-Chorak Muhandislik Sertifikati</w:t>
+              <w:t>Oraliq nazorat topshirig'i bo'yicha to'liq ishga tushirilgan va sinovdan o'tgan Full-Stack ilova (10 ballik mezon)</w:t>
             </w:r>
           </w:p>
         </w:tc>
@@ -6048,7 +6048,7 @@
                 <w:rFonts w:ascii="Arial" w:hAnsi="Arial"/>
                 <w:sz w:val="15"/>
               </w:rPr>
-              <w:t>Vercel / Render, GitHub Repo, Live Demo</w:t>
+              <w:t>Docker, Express, SQLite, Vanilla JS, Jest</w:t>
             </w:r>
           </w:p>
         </w:tc>
@@ -6056,6 +6056,187 @@
           <w:tcPr>
             <w:tcW w:type="dxa" w:w="792"/>
             <w:shd w:fill="F0F9FF"/>
+            <w:tcMar>
+              <w:top w:w="60" w:type="dxa"/>
+              <w:bottom w:w="60" w:type="dxa"/>
+              <w:left w:w="80" w:type="dxa"/>
+              <w:right w:w="80" w:type="dxa"/>
+            </w:tcMar>
+          </w:tcPr>
+          <w:p>
+            <w:pPr>
+              <w:jc w:val="center"/>
+            </w:pPr>
+            <w:r>
+              <w:rPr>
+                <w:rFonts w:ascii="Arial" w:hAnsi="Arial"/>
+                <w:sz w:val="15"/>
+              </w:rPr>
+              <w:t>___/___</w:t>
+            </w:r>
+          </w:p>
+        </w:tc>
+      </w:tr>
+      <w:tr>
+        <w:tc>
+          <w:tcPr>
+            <w:tcW w:type="dxa" w:w="1008"/>
+            <w:shd w:fill="FFFFFF"/>
+            <w:tcMar>
+              <w:top w:w="60" w:type="dxa"/>
+              <w:bottom w:w="60" w:type="dxa"/>
+              <w:left w:w="80" w:type="dxa"/>
+              <w:right w:w="80" w:type="dxa"/>
+            </w:tcMar>
+          </w:tcPr>
+          <w:p>
+            <w:pPr>
+              <w:jc w:val="center"/>
+            </w:pPr>
+            <w:r>
+              <w:rPr>
+                <w:rFonts w:ascii="Arial" w:hAnsi="Arial"/>
+                <w:b/>
+                <w:sz w:val="15"/>
+              </w:rPr>
+              <w:t>9-hafta</w:t>
+            </w:r>
+          </w:p>
+        </w:tc>
+        <w:tc>
+          <w:tcPr>
+            <w:tcW w:type="dxa" w:w="3312"/>
+            <w:shd w:fill="FFFFFF"/>
+            <w:tcMar>
+              <w:top w:w="60" w:type="dxa"/>
+              <w:bottom w:w="60" w:type="dxa"/>
+              <w:left w:w="80" w:type="dxa"/>
+              <w:right w:w="80" w:type="dxa"/>
+            </w:tcMar>
+          </w:tcPr>
+          <w:p>
+            <w:r>
+              <w:rPr>
+                <w:rFonts w:ascii="Arial" w:hAnsi="Arial"/>
+                <w:b/>
+                <w:sz w:val="15"/>
+              </w:rPr>
+              <w:t>1-Chorak Demo Day: Ishlab Turgan Full-Stack Veb-Servislar Taqdimoti</w:t>
+            </w:r>
+          </w:p>
+        </w:tc>
+        <w:tc>
+          <w:tcPr>
+            <w:tcW w:type="dxa" w:w="648"/>
+            <w:shd w:fill="FFFFFF"/>
+            <w:tcMar>
+              <w:top w:w="60" w:type="dxa"/>
+              <w:bottom w:w="60" w:type="dxa"/>
+              <w:left w:w="80" w:type="dxa"/>
+              <w:right w:w="80" w:type="dxa"/>
+            </w:tcMar>
+          </w:tcPr>
+          <w:p>
+            <w:pPr>
+              <w:jc w:val="center"/>
+            </w:pPr>
+            <w:r>
+              <w:rPr>
+                <w:rFonts w:ascii="Arial" w:hAnsi="Arial"/>
+                <w:sz w:val="15"/>
+              </w:rPr>
+              <w:t>5</w:t>
+            </w:r>
+          </w:p>
+        </w:tc>
+        <w:tc>
+          <w:tcPr>
+            <w:tcW w:type="dxa" w:w="1584"/>
+            <w:shd w:fill="FFFFFF"/>
+            <w:tcMar>
+              <w:top w:w="60" w:type="dxa"/>
+              <w:bottom w:w="60" w:type="dxa"/>
+              <w:left w:w="80" w:type="dxa"/>
+              <w:right w:w="80" w:type="dxa"/>
+            </w:tcMar>
+          </w:tcPr>
+          <w:p>
+            <w:r>
+              <w:rPr>
+                <w:rFonts w:ascii="Arial" w:hAnsi="Arial"/>
+                <w:sz w:val="15"/>
+              </w:rPr>
+              <w:t>Demo Day / Taqdimot</w:t>
+            </w:r>
+          </w:p>
+        </w:tc>
+        <w:tc>
+          <w:tcPr>
+            <w:tcW w:type="dxa" w:w="3888"/>
+            <w:shd w:fill="FFFFFF"/>
+            <w:tcMar>
+              <w:top w:w="60" w:type="dxa"/>
+              <w:bottom w:w="60" w:type="dxa"/>
+              <w:left w:w="80" w:type="dxa"/>
+              <w:right w:w="80" w:type="dxa"/>
+            </w:tcMar>
+          </w:tcPr>
+          <w:p>
+            <w:r>
+              <w:rPr>
+                <w:rFonts w:ascii="Arial" w:hAnsi="Arial"/>
+                <w:sz w:val="15"/>
+              </w:rPr>
+              <w:t>Loyiha taqdimoti, Texnik arxitekturani tushuntirish, Jonli serverni ko'rsatish, Savol-javob madaniyati</w:t>
+            </w:r>
+          </w:p>
+        </w:tc>
+        <w:tc>
+          <w:tcPr>
+            <w:tcW w:type="dxa" w:w="2592"/>
+            <w:shd w:fill="FFFFFF"/>
+            <w:tcMar>
+              <w:top w:w="60" w:type="dxa"/>
+              <w:bottom w:w="60" w:type="dxa"/>
+              <w:left w:w="80" w:type="dxa"/>
+              <w:right w:w="80" w:type="dxa"/>
+            </w:tcMar>
+          </w:tcPr>
+          <w:p>
+            <w:r>
+              <w:rPr>
+                <w:rFonts w:ascii="Arial" w:hAnsi="Arial"/>
+                <w:sz w:val="15"/>
+              </w:rPr>
+              <w:t>Internetda ishlayotgan shaxsiy Full-Stack loyiha portfeli va 1-Chorak Muhandislik Sertifikati</w:t>
+            </w:r>
+          </w:p>
+        </w:tc>
+        <w:tc>
+          <w:tcPr>
+            <w:tcW w:type="dxa" w:w="1584"/>
+            <w:shd w:fill="FFFFFF"/>
+            <w:tcMar>
+              <w:top w:w="60" w:type="dxa"/>
+              <w:bottom w:w="60" w:type="dxa"/>
+              <w:left w:w="80" w:type="dxa"/>
+              <w:right w:w="80" w:type="dxa"/>
+            </w:tcMar>
+          </w:tcPr>
+          <w:p>
+            <w:r>
+              <w:rPr>
+                <w:rFonts w:ascii="Arial" w:hAnsi="Arial"/>
+                <w:sz w:val="15"/>
+              </w:rPr>
+              <w:t>Vercel / Render, GitHub Repo, Live Demo</w:t>
+            </w:r>
+          </w:p>
+        </w:tc>
+        <w:tc>
+          <w:tcPr>
+            <w:tcW w:type="dxa" w:w="792"/>
+            <w:shd w:fill="FFFFFF"/>
             <w:tcMar>
               <w:top w:w="60" w:type="dxa"/>
               <w:bottom w:w="60" w:type="dxa"/>

--- a/assets/ISH_REJASI_9_SINF.docx
+++ b/assets/ISH_REJASI_9_SINF.docx
@@ -199,7 +199,7 @@
           <w:color w:val="1E3A8A"/>
           <w:sz w:val="24"/>
         </w:rPr>
-        <w:t>Kohorta: 9-sinf: Junior Vibecoders &amp; DevOps (DevOps Track) — Yillik Reja (36 Hafta / 183 Soat)</w:t>
+        <w:t>Kohorta: 9-sinf: Junior Vibecoders &amp; DevOps (DevOps Track) — Yillik Reja (36 Hafta / 184 Soat)</w:t>
       </w:r>
     </w:p>
     <w:p>
@@ -226,7 +226,7 @@
           <w:color w:val="1E40AF"/>
           <w:sz w:val="20"/>
         </w:rPr>
-        <w:t>📚 1-Chorak: Prompt Engineering, AI Dizayn va Kiberxavfsizlik (9 hafta, 48 soat)</w:t>
+        <w:t>📚 1-Chorak: Prompt Engineering, AI Dizayn va Kiberxavfsizlik (10 hafta, 49 soat)</w:t>
       </w:r>
     </w:p>
     <w:tbl>
@@ -4781,7 +4781,7 @@
                 <w:rFonts w:ascii="Arial" w:hAnsi="Arial"/>
                 <w:sz w:val="15"/>
               </w:rPr>
-              <w:t>VS Code / Brauzer</w:t>
+              <w:t>Interaktiv Studio</w:t>
             </w:r>
           </w:p>
         </w:tc>
@@ -4962,7 +4962,7 @@
                 <w:rFonts w:ascii="Arial" w:hAnsi="Arial"/>
                 <w:sz w:val="15"/>
               </w:rPr>
-              <w:t>VS Code / Brauzer</w:t>
+              <w:t>Interaktiv Studio</w:t>
             </w:r>
           </w:p>
         </w:tc>
@@ -5538,7 +5538,7 @@
         <w:tc>
           <w:tcPr>
             <w:tcW w:type="dxa" w:w="1008"/>
-            <w:shd w:fill="F0F9FF"/>
+            <w:shd w:fill="F8FAFC"/>
             <w:tcMar>
               <w:top w:w="60" w:type="dxa"/>
               <w:bottom w:w="60" w:type="dxa"/>
@@ -5556,14 +5556,14 @@
                 <w:b/>
                 <w:sz w:val="15"/>
               </w:rPr>
-              <w:t>6-hafta</w:t>
+              <w:t>6-h/26</w:t>
             </w:r>
           </w:p>
         </w:tc>
         <w:tc>
           <w:tcPr>
             <w:tcW w:type="dxa" w:w="3312"/>
-            <w:shd w:fill="F0F9FF"/>
+            <w:shd w:fill="F8FAFC"/>
             <w:tcMar>
               <w:top w:w="60" w:type="dxa"/>
               <w:bottom w:w="60" w:type="dxa"/>
@@ -5578,14 +5578,14 @@
                 <w:b/>
                 <w:sz w:val="15"/>
               </w:rPr>
-              <w:t>Ilg'or Backend Muhandisligi: MVC va Relyatsion Bog'lanishlar</w:t>
+              <w:t>26-dars: Ilg'or Backend Muhandisligi: MVC Arxitekturasi va Relyatsion SQLite</w:t>
             </w:r>
           </w:p>
         </w:tc>
         <w:tc>
           <w:tcPr>
             <w:tcW w:type="dxa" w:w="648"/>
-            <w:shd w:fill="F0F9FF"/>
+            <w:shd w:fill="F8FAFC"/>
             <w:tcMar>
               <w:top w:w="60" w:type="dxa"/>
               <w:bottom w:w="60" w:type="dxa"/>
@@ -5602,98 +5602,98 @@
                 <w:rFonts w:ascii="Arial" w:hAnsi="Arial"/>
                 <w:sz w:val="15"/>
               </w:rPr>
-              <w:t>5</w:t>
+              <w:t>1</w:t>
             </w:r>
           </w:p>
         </w:tc>
         <w:tc>
           <w:tcPr>
             <w:tcW w:type="dxa" w:w="1584"/>
-            <w:shd w:fill="F0F9FF"/>
-            <w:tcMar>
-              <w:top w:w="60" w:type="dxa"/>
-              <w:bottom w:w="60" w:type="dxa"/>
-              <w:left w:w="80" w:type="dxa"/>
-              <w:right w:w="80" w:type="dxa"/>
-            </w:tcMar>
-          </w:tcPr>
-          <w:p>
-            <w:r>
-              <w:rPr>
-                <w:rFonts w:ascii="Arial" w:hAnsi="Arial"/>
-                <w:sz w:val="15"/>
-              </w:rPr>
-              <w:t>Backend Lab</w:t>
+            <w:shd w:fill="F8FAFC"/>
+            <w:tcMar>
+              <w:top w:w="60" w:type="dxa"/>
+              <w:bottom w:w="60" w:type="dxa"/>
+              <w:left w:w="80" w:type="dxa"/>
+              <w:right w:w="80" w:type="dxa"/>
+            </w:tcMar>
+          </w:tcPr>
+          <w:p>
+            <w:r>
+              <w:rPr>
+                <w:rFonts w:ascii="Arial" w:hAnsi="Arial"/>
+                <w:sz w:val="15"/>
+              </w:rPr>
+              <w:t>Amaliy</w:t>
             </w:r>
           </w:p>
         </w:tc>
         <w:tc>
           <w:tcPr>
             <w:tcW w:type="dxa" w:w="3888"/>
-            <w:shd w:fill="F0F9FF"/>
-            <w:tcMar>
-              <w:top w:w="60" w:type="dxa"/>
-              <w:bottom w:w="60" w:type="dxa"/>
-              <w:left w:w="80" w:type="dxa"/>
-              <w:right w:w="80" w:type="dxa"/>
-            </w:tcMar>
-          </w:tcPr>
-          <w:p>
-            <w:r>
-              <w:rPr>
-                <w:rFonts w:ascii="Arial" w:hAnsi="Arial"/>
-                <w:sz w:val="15"/>
-              </w:rPr>
-              <w:t>MVC (Model-View-Controller) arxitekturasi, Middleware zanjirlari, SQLite da Foreign Keys (Tashqi kalitlar), 1-to-Many va Many-to-Many bog'lanishlar</w:t>
+            <w:shd w:fill="F8FAFC"/>
+            <w:tcMar>
+              <w:top w:w="60" w:type="dxa"/>
+              <w:bottom w:w="60" w:type="dxa"/>
+              <w:left w:w="80" w:type="dxa"/>
+              <w:right w:w="80" w:type="dxa"/>
+            </w:tcMar>
+          </w:tcPr>
+          <w:p>
+            <w:r>
+              <w:rPr>
+                <w:rFonts w:ascii="Arial" w:hAnsi="Arial"/>
+                <w:sz w:val="15"/>
+              </w:rPr>
+              <w:t>Spagetti-kod monolitidan professional modulli arxitekturaga o'tamiz. Model, View</w:t>
             </w:r>
           </w:p>
         </w:tc>
         <w:tc>
           <w:tcPr>
             <w:tcW w:type="dxa" w:w="2592"/>
-            <w:shd w:fill="F0F9FF"/>
-            <w:tcMar>
-              <w:top w:w="60" w:type="dxa"/>
-              <w:bottom w:w="60" w:type="dxa"/>
-              <w:left w:w="80" w:type="dxa"/>
-              <w:right w:w="80" w:type="dxa"/>
-            </w:tcMar>
-          </w:tcPr>
-          <w:p>
-            <w:r>
-              <w:rPr>
-                <w:rFonts w:ascii="Arial" w:hAnsi="Arial"/>
-                <w:sz w:val="15"/>
-              </w:rPr>
-              <w:t>Mijozlar, buyurtmalar va mahsulotlarni o'zaro bog'lovchi to'liq relyatsion Express REST API</w:t>
+            <w:shd w:fill="F8FAFC"/>
+            <w:tcMar>
+              <w:top w:w="60" w:type="dxa"/>
+              <w:bottom w:w="60" w:type="dxa"/>
+              <w:left w:w="80" w:type="dxa"/>
+              <w:right w:w="80" w:type="dxa"/>
+            </w:tcMar>
+          </w:tcPr>
+          <w:p>
+            <w:r>
+              <w:rPr>
+                <w:rFonts w:ascii="Arial" w:hAnsi="Arial"/>
+                <w:sz w:val="15"/>
+              </w:rPr>
+              <w:t>Amaliy ish varaqasi va kod</w:t>
             </w:r>
           </w:p>
         </w:tc>
         <w:tc>
           <w:tcPr>
             <w:tcW w:type="dxa" w:w="1584"/>
-            <w:shd w:fill="F0F9FF"/>
-            <w:tcMar>
-              <w:top w:w="60" w:type="dxa"/>
-              <w:bottom w:w="60" w:type="dxa"/>
-              <w:left w:w="80" w:type="dxa"/>
-              <w:right w:w="80" w:type="dxa"/>
-            </w:tcMar>
-          </w:tcPr>
-          <w:p>
-            <w:r>
-              <w:rPr>
-                <w:rFonts w:ascii="Arial" w:hAnsi="Arial"/>
-                <w:sz w:val="15"/>
-              </w:rPr>
-              <w:t>Node.js, Express.js, SQLite, Postman</w:t>
+            <w:shd w:fill="F8FAFC"/>
+            <w:tcMar>
+              <w:top w:w="60" w:type="dxa"/>
+              <w:bottom w:w="60" w:type="dxa"/>
+              <w:left w:w="80" w:type="dxa"/>
+              <w:right w:w="80" w:type="dxa"/>
+            </w:tcMar>
+          </w:tcPr>
+          <w:p>
+            <w:r>
+              <w:rPr>
+                <w:rFonts w:ascii="Arial" w:hAnsi="Arial"/>
+                <w:sz w:val="15"/>
+              </w:rPr>
+              <w:t>Interaktiv Studio</w:t>
             </w:r>
           </w:p>
         </w:tc>
         <w:tc>
           <w:tcPr>
             <w:tcW w:type="dxa" w:w="792"/>
-            <w:shd w:fill="F0F9FF"/>
+            <w:shd w:fill="F8FAFC"/>
             <w:tcMar>
               <w:top w:w="60" w:type="dxa"/>
               <w:bottom w:w="60" w:type="dxa"/>
@@ -5737,7 +5737,7 @@
                 <w:b/>
                 <w:sz w:val="15"/>
               </w:rPr>
-              <w:t>7-hafta</w:t>
+              <w:t>6-hafta</w:t>
             </w:r>
           </w:p>
         </w:tc>
@@ -5759,7 +5759,7 @@
                 <w:b/>
                 <w:sz w:val="15"/>
               </w:rPr>
-              <w:t>Veb-Ilova Kiber-Xavfsizligi: XSS, CSRF va Input Sanitization</w:t>
+              <w:t>Ilg'or Backend Muhandisligi: MVC va Relyatsion Bog'lanishlar</w:t>
             </w:r>
           </w:p>
         </w:tc>
@@ -5804,7 +5804,7 @@
                 <w:rFonts w:ascii="Arial" w:hAnsi="Arial"/>
                 <w:sz w:val="15"/>
               </w:rPr>
-              <w:t>Xavfsizlik Lab</w:t>
+              <w:t>Backend Lab</w:t>
             </w:r>
           </w:p>
         </w:tc>
@@ -5825,7 +5825,7 @@
                 <w:rFonts w:ascii="Arial" w:hAnsi="Arial"/>
                 <w:sz w:val="15"/>
               </w:rPr>
-              <w:t>Cross-Site Scripting (XSS) mudofaasi, CSRF tokenlar, Helmet kutubxonasi, SQL Injection ga qarshi tayyorlangan so'rovlar (Prepared Statements)</w:t>
+              <w:t>MVC (Model-View-Controller) arxitekturasi, Middleware zanjirlari, SQLite da Foreign Keys (Tashqi kalitlar), 1-to-Many va Many-to-Many bog'lanishlar</w:t>
             </w:r>
           </w:p>
         </w:tc>
@@ -5846,7 +5846,7 @@
                 <w:rFonts w:ascii="Arial" w:hAnsi="Arial"/>
                 <w:sz w:val="15"/>
               </w:rPr>
-              <w:t>Xakerlik hujumlariga qarshi mustahkamlangan va xavfsizlik testlaridan o'tgan Express serveri</w:t>
+              <w:t>Mijozlar, buyurtmalar va mahsulotlarni o'zaro bog'lovchi to'liq relyatsion Express REST API</w:t>
             </w:r>
           </w:p>
         </w:tc>
@@ -5867,7 +5867,7 @@
                 <w:rFonts w:ascii="Arial" w:hAnsi="Arial"/>
                 <w:sz w:val="15"/>
               </w:rPr>
-              <w:t>Helmet.js, DOMPurify, Express-Validator, Burp Suite</w:t>
+              <w:t>Node.js, Express.js, SQLite, Postman</w:t>
             </w:r>
           </w:p>
         </w:tc>
@@ -5918,7 +5918,7 @@
                 <w:b/>
                 <w:sz w:val="15"/>
               </w:rPr>
-              <w:t>8-hafta</w:t>
+              <w:t>7-hafta</w:t>
             </w:r>
           </w:p>
         </w:tc>
@@ -5940,7 +5940,7 @@
                 <w:b/>
                 <w:sz w:val="15"/>
               </w:rPr>
-              <w:t>1-Chorak Oraliq Nazorat: Full-Stack Xavfsiz Servis Imtihoni</w:t>
+              <w:t>Veb-Ilova Kiber-Xavfsizligi: XSS, CSRF va Input Sanitization</w:t>
             </w:r>
           </w:p>
         </w:tc>
@@ -5985,7 +5985,7 @@
                 <w:rFonts w:ascii="Arial" w:hAnsi="Arial"/>
                 <w:sz w:val="15"/>
               </w:rPr>
-              <w:t>Oraliq Imtihon</w:t>
+              <w:t>Xavfsizlik Lab</w:t>
             </w:r>
           </w:p>
         </w:tc>
@@ -6006,7 +6006,7 @@
                 <w:rFonts w:ascii="Arial" w:hAnsi="Arial"/>
                 <w:sz w:val="15"/>
               </w:rPr>
-              <w:t>Frontend interfeysini xavfsiz backend va SQLite bazasi bilan integratsiya qilish, Docker konteynerida ishga tushirish</w:t>
+              <w:t>Cross-Site Scripting (XSS) mudofaasi, CSRF tokenlar, Helmet kutubxonasi, SQL Injection ga qarshi tayyorlangan so'rovlar (Prepared Statements)</w:t>
             </w:r>
           </w:p>
         </w:tc>
@@ -6027,7 +6027,7 @@
                 <w:rFonts w:ascii="Arial" w:hAnsi="Arial"/>
                 <w:sz w:val="15"/>
               </w:rPr>
-              <w:t>Oraliq nazorat topshirig'i bo'yicha to'liq ishga tushirilgan va sinovdan o'tgan Full-Stack ilova (10 ballik mezon)</w:t>
+              <w:t>Xakerlik hujumlariga qarshi mustahkamlangan va xavfsizlik testlaridan o'tgan Express serveri</w:t>
             </w:r>
           </w:p>
         </w:tc>
@@ -6048,7 +6048,7 @@
                 <w:rFonts w:ascii="Arial" w:hAnsi="Arial"/>
                 <w:sz w:val="15"/>
               </w:rPr>
-              <w:t>Docker, Express, SQLite, Vanilla JS, Jest</w:t>
+              <w:t>Helmet.js, DOMPurify, Express-Validator, Burp Suite</w:t>
             </w:r>
           </w:p>
         </w:tc>
@@ -6099,7 +6099,7 @@
                 <w:b/>
                 <w:sz w:val="15"/>
               </w:rPr>
-              <w:t>9-hafta</w:t>
+              <w:t>8-hafta</w:t>
             </w:r>
           </w:p>
         </w:tc>
@@ -6121,7 +6121,7 @@
                 <w:b/>
                 <w:sz w:val="15"/>
               </w:rPr>
-              <w:t>1-Chorak Demo Day: Ishlab Turgan Full-Stack Veb-Servislar Taqdimoti</w:t>
+              <w:t>1-Chorak Oraliq Nazorat: Full-Stack Xavfsiz Servis Imtihoni</w:t>
             </w:r>
           </w:p>
         </w:tc>
@@ -6166,7 +6166,7 @@
                 <w:rFonts w:ascii="Arial" w:hAnsi="Arial"/>
                 <w:sz w:val="15"/>
               </w:rPr>
-              <w:t>Demo Day / Taqdimot</w:t>
+              <w:t>Oraliq Imtihon</w:t>
             </w:r>
           </w:p>
         </w:tc>
@@ -6187,7 +6187,7 @@
                 <w:rFonts w:ascii="Arial" w:hAnsi="Arial"/>
                 <w:sz w:val="15"/>
               </w:rPr>
-              <w:t>Loyiha taqdimoti, Texnik arxitekturani tushuntirish, Jonli serverni ko'rsatish, Savol-javob madaniyati</w:t>
+              <w:t>Frontend interfeysini xavfsiz backend va SQLite bazasi bilan integratsiya qilish, Docker konteynerida ishga tushirish</w:t>
             </w:r>
           </w:p>
         </w:tc>
@@ -6208,7 +6208,7 @@
                 <w:rFonts w:ascii="Arial" w:hAnsi="Arial"/>
                 <w:sz w:val="15"/>
               </w:rPr>
-              <w:t>Internetda ishlayotgan shaxsiy Full-Stack loyiha portfeli va 1-Chorak Muhandislik Sertifikati</w:t>
+              <w:t>Oraliq nazorat topshirig'i bo'yicha to'liq ishga tushirilgan va sinovdan o'tgan Full-Stack ilova (10 ballik mezon)</w:t>
             </w:r>
           </w:p>
         </w:tc>
@@ -6229,7 +6229,7 @@
                 <w:rFonts w:ascii="Arial" w:hAnsi="Arial"/>
                 <w:sz w:val="15"/>
               </w:rPr>
-              <w:t>Vercel / Render, GitHub Repo, Live Demo</w:t>
+              <w:t>Docker, Express, SQLite, Vanilla JS, Jest</w:t>
             </w:r>
           </w:p>
         </w:tc>
@@ -6237,6 +6237,187 @@
           <w:tcPr>
             <w:tcW w:type="dxa" w:w="792"/>
             <w:shd w:fill="FFFFFF"/>
+            <w:tcMar>
+              <w:top w:w="60" w:type="dxa"/>
+              <w:bottom w:w="60" w:type="dxa"/>
+              <w:left w:w="80" w:type="dxa"/>
+              <w:right w:w="80" w:type="dxa"/>
+            </w:tcMar>
+          </w:tcPr>
+          <w:p>
+            <w:pPr>
+              <w:jc w:val="center"/>
+            </w:pPr>
+            <w:r>
+              <w:rPr>
+                <w:rFonts w:ascii="Arial" w:hAnsi="Arial"/>
+                <w:sz w:val="15"/>
+              </w:rPr>
+              <w:t>___/___</w:t>
+            </w:r>
+          </w:p>
+        </w:tc>
+      </w:tr>
+      <w:tr>
+        <w:tc>
+          <w:tcPr>
+            <w:tcW w:type="dxa" w:w="1008"/>
+            <w:shd w:fill="F0F9FF"/>
+            <w:tcMar>
+              <w:top w:w="60" w:type="dxa"/>
+              <w:bottom w:w="60" w:type="dxa"/>
+              <w:left w:w="80" w:type="dxa"/>
+              <w:right w:w="80" w:type="dxa"/>
+            </w:tcMar>
+          </w:tcPr>
+          <w:p>
+            <w:pPr>
+              <w:jc w:val="center"/>
+            </w:pPr>
+            <w:r>
+              <w:rPr>
+                <w:rFonts w:ascii="Arial" w:hAnsi="Arial"/>
+                <w:b/>
+                <w:sz w:val="15"/>
+              </w:rPr>
+              <w:t>9-hafta</w:t>
+            </w:r>
+          </w:p>
+        </w:tc>
+        <w:tc>
+          <w:tcPr>
+            <w:tcW w:type="dxa" w:w="3312"/>
+            <w:shd w:fill="F0F9FF"/>
+            <w:tcMar>
+              <w:top w:w="60" w:type="dxa"/>
+              <w:bottom w:w="60" w:type="dxa"/>
+              <w:left w:w="80" w:type="dxa"/>
+              <w:right w:w="80" w:type="dxa"/>
+            </w:tcMar>
+          </w:tcPr>
+          <w:p>
+            <w:r>
+              <w:rPr>
+                <w:rFonts w:ascii="Arial" w:hAnsi="Arial"/>
+                <w:b/>
+                <w:sz w:val="15"/>
+              </w:rPr>
+              <w:t>1-Chorak Demo Day: Ishlab Turgan Full-Stack Veb-Servislar Taqdimoti</w:t>
+            </w:r>
+          </w:p>
+        </w:tc>
+        <w:tc>
+          <w:tcPr>
+            <w:tcW w:type="dxa" w:w="648"/>
+            <w:shd w:fill="F0F9FF"/>
+            <w:tcMar>
+              <w:top w:w="60" w:type="dxa"/>
+              <w:bottom w:w="60" w:type="dxa"/>
+              <w:left w:w="80" w:type="dxa"/>
+              <w:right w:w="80" w:type="dxa"/>
+            </w:tcMar>
+          </w:tcPr>
+          <w:p>
+            <w:pPr>
+              <w:jc w:val="center"/>
+            </w:pPr>
+            <w:r>
+              <w:rPr>
+                <w:rFonts w:ascii="Arial" w:hAnsi="Arial"/>
+                <w:sz w:val="15"/>
+              </w:rPr>
+              <w:t>5</w:t>
+            </w:r>
+          </w:p>
+        </w:tc>
+        <w:tc>
+          <w:tcPr>
+            <w:tcW w:type="dxa" w:w="1584"/>
+            <w:shd w:fill="F0F9FF"/>
+            <w:tcMar>
+              <w:top w:w="60" w:type="dxa"/>
+              <w:bottom w:w="60" w:type="dxa"/>
+              <w:left w:w="80" w:type="dxa"/>
+              <w:right w:w="80" w:type="dxa"/>
+            </w:tcMar>
+          </w:tcPr>
+          <w:p>
+            <w:r>
+              <w:rPr>
+                <w:rFonts w:ascii="Arial" w:hAnsi="Arial"/>
+                <w:sz w:val="15"/>
+              </w:rPr>
+              <w:t>Demo Day / Taqdimot</w:t>
+            </w:r>
+          </w:p>
+        </w:tc>
+        <w:tc>
+          <w:tcPr>
+            <w:tcW w:type="dxa" w:w="3888"/>
+            <w:shd w:fill="F0F9FF"/>
+            <w:tcMar>
+              <w:top w:w="60" w:type="dxa"/>
+              <w:bottom w:w="60" w:type="dxa"/>
+              <w:left w:w="80" w:type="dxa"/>
+              <w:right w:w="80" w:type="dxa"/>
+            </w:tcMar>
+          </w:tcPr>
+          <w:p>
+            <w:r>
+              <w:rPr>
+                <w:rFonts w:ascii="Arial" w:hAnsi="Arial"/>
+                <w:sz w:val="15"/>
+              </w:rPr>
+              <w:t>Loyiha taqdimoti, Texnik arxitekturani tushuntirish, Jonli serverni ko'rsatish, Savol-javob madaniyati</w:t>
+            </w:r>
+          </w:p>
+        </w:tc>
+        <w:tc>
+          <w:tcPr>
+            <w:tcW w:type="dxa" w:w="2592"/>
+            <w:shd w:fill="F0F9FF"/>
+            <w:tcMar>
+              <w:top w:w="60" w:type="dxa"/>
+              <w:bottom w:w="60" w:type="dxa"/>
+              <w:left w:w="80" w:type="dxa"/>
+              <w:right w:w="80" w:type="dxa"/>
+            </w:tcMar>
+          </w:tcPr>
+          <w:p>
+            <w:r>
+              <w:rPr>
+                <w:rFonts w:ascii="Arial" w:hAnsi="Arial"/>
+                <w:sz w:val="15"/>
+              </w:rPr>
+              <w:t>Internetda ishlayotgan shaxsiy Full-Stack loyiha portfeli va 1-Chorak Muhandislik Sertifikati</w:t>
+            </w:r>
+          </w:p>
+        </w:tc>
+        <w:tc>
+          <w:tcPr>
+            <w:tcW w:type="dxa" w:w="1584"/>
+            <w:shd w:fill="F0F9FF"/>
+            <w:tcMar>
+              <w:top w:w="60" w:type="dxa"/>
+              <w:bottom w:w="60" w:type="dxa"/>
+              <w:left w:w="80" w:type="dxa"/>
+              <w:right w:w="80" w:type="dxa"/>
+            </w:tcMar>
+          </w:tcPr>
+          <w:p>
+            <w:r>
+              <w:rPr>
+                <w:rFonts w:ascii="Arial" w:hAnsi="Arial"/>
+                <w:sz w:val="15"/>
+              </w:rPr>
+              <w:t>Vercel / Render, GitHub Repo, Live Demo</w:t>
+            </w:r>
+          </w:p>
+        </w:tc>
+        <w:tc>
+          <w:tcPr>
+            <w:tcW w:type="dxa" w:w="792"/>
+            <w:shd w:fill="F0F9FF"/>
             <w:tcMar>
               <w:top w:w="60" w:type="dxa"/>
               <w:bottom w:w="60" w:type="dxa"/>
